--- a/informes/Facturacion-DaliGo-Reunion-Gerencia.docx
+++ b/informes/Facturacion-DaliGo-Reunion-Gerencia.docx
@@ -73,7 +73,7 @@
           <w:sz w:val="22"/>
           <w:szCs w:val="22"/>
         </w:rPr>
-        <w:t xml:space="preserve">Leerla completa toma unos 15 minutos. La sección 2 es el diccionario: alcanza con esas seis palabras para seguir toda la conversación. La sección 3 recorre la pantalla apartado por apartado, con lo que conviene decir en cada uno. Las secciones 4 y 5 son para responder preguntas.</w:t>
+        <w:t xml:space="preserve">Leerla completa toma unos 15 minutos. La sección 2 es el diccionario: alcanza con esas seis palabras para seguir toda la conversación. La sección 3 recorre la pantalla apartado por apartado, con lo que conviene decir en cada uno. La 3bis explica los dos candados en detalle, que es lo que más preguntas va a generar. Las secciones 4 y 5 son para responder preguntas.</w:t>
       </w:r>
     </w:p>
     <w:p>
@@ -624,7 +624,7 @@
                 <w:sz w:val="20"/>
                 <w:szCs w:val="20"/>
               </w:rPr>
-              <w:t xml:space="preserve">Nombre interno de una traba que pusimos: impide que el sistema emita un documento real por error. Están explicados en la sección 3.6.</w:t>
+              <w:t xml:space="preserve">Nombre interno de una traba que pusimos: impide que el sistema emita un documento real por error. Son dos y están explicados en detalle en la sección 3bis, con dónde está cada uno y cómo se ve.</w:t>
             </w:r>
           </w:p>
         </w:tc>
@@ -1530,7 +1530,7 @@
           <w:sz w:val="24"/>
           <w:szCs w:val="24"/>
         </w:rPr>
-        <w:t xml:space="preserve">3.6 La pantalla "Estado" — y los candados</w:t>
+        <w:t xml:space="preserve">3.6 La pantalla "Estado"</w:t>
       </w:r>
     </w:p>
     <w:p>
@@ -1542,19 +1542,67 @@
           <w:sz w:val="22"/>
           <w:szCs w:val="22"/>
         </w:rPr>
-        <w:t xml:space="preserve">Es la pantalla más útil mientras no se emite. Arriba muestra el avance (lo que ya funciona), después un listado de pasos de configuración que se van marcando, y al final lo que no depende del sistema.</w:t>
-      </w:r>
-    </w:p>
-    <w:p>
-      <w:pPr>
-        <w:spacing w:after="100" w:line="276"/>
-      </w:pPr>
-      <w:r>
-        <w:rPr>
-          <w:sz w:val="22"/>
-          <w:szCs w:val="22"/>
-        </w:rPr>
-        <w:t xml:space="preserve">Los dos candados, explicados:</w:t>
+        <w:t xml:space="preserve">Es la pantalla más útil mientras no se emite. Arriba muestra el avance (lo que ya funciona), después los pasos de configuración que se van marcando, y al final lo que no depende del sistema.</w:t>
+      </w:r>
+    </w:p>
+    <w:p>
+      <w:pPr>
+        <w:spacing w:after="0" w:line="276"/>
+      </w:pPr>
+      <w:r>
+        <w:rPr>
+          <w:sz w:val="22"/>
+          <w:szCs w:val="22"/>
+        </w:rPr>
+        <w:t xml:space="preserve">En "Preparación para emitir" hoy se ven cuatro pasos sin marcar. Los tres primeros son identificadores de Bsale que se cargan una sola vez. El cuarto es la autorización, y está explicado abajo.</w:t>
+      </w:r>
+    </w:p>
+    <w:p>
+      <w:r>
+        <w:br w:type="page"/>
+      </w:r>
+    </w:p>
+    <w:p>
+      <w:pPr>
+        <w:pStyle w:val="Heading1"/>
+        <w:spacing w:after="160" w:before="320"/>
+      </w:pPr>
+      <w:r>
+        <w:rPr>
+          <w:b/>
+          <w:bCs/>
+          <w:color w:val="EA580C"/>
+          <w:sz w:val="30"/>
+          <w:szCs w:val="30"/>
+        </w:rPr>
+        <w:t xml:space="preserve">3bis. Los dos candados, en detalle</w:t>
+      </w:r>
+    </w:p>
+    <w:p>
+      <w:pPr>
+        <w:spacing w:after="200" w:line="276"/>
+      </w:pPr>
+      <w:r>
+        <w:rPr>
+          <w:sz w:val="22"/>
+          <w:szCs w:val="22"/>
+        </w:rPr>
+        <w:t xml:space="preserve">Esta sección está aparte porque es la que va a generar preguntas. Son dos trabas independientes: hacen falta las dos para poder emitir, y hoy las dos están puestas.</w:t>
+      </w:r>
+    </w:p>
+    <w:p>
+      <w:pPr>
+        <w:pStyle w:val="Heading2"/>
+        <w:spacing w:after="100" w:before="240"/>
+      </w:pPr>
+      <w:r>
+        <w:rPr>
+          <w:b/>
+          <w:bCs/>
+          <w:sz w:val="24"/>
+          <w:szCs w:val="24"/>
+        </w:rPr>
+        <w:t xml:space="preserve">Candado 1 — la credencial</w:t>
       </w:r>
     </w:p>
     <w:p>
@@ -1568,7 +1616,7 @@
           <w:sz w:val="22"/>
           <w:szCs w:val="22"/>
         </w:rPr>
-        <w:t xml:space="preserve">Candado 1 — la credencial. </w:t>
+        <w:t xml:space="preserve">El problema que resuelve. </w:t>
       </w:r>
       <w:r>
         <w:rPr>
@@ -1577,7 +1625,7 @@
           <w:sz w:val="22"/>
           <w:szCs w:val="22"/>
         </w:rPr>
-        <w:t xml:space="preserve">En Bsale, la dirección del sistema es la misma para las pruebas y para lo real. Lo único que decide si una boleta es de mentira o verdadera es cuál credencial está puesta. Si esa credencial de producción llegara al computador de un desarrollador, cualquier prueba emitiría facturas reales. El candado impide eso: una credencial de producción fuera del servidor de producción no puede emitir.</w:t>
+        <w:t xml:space="preserve">En Bsale, la dirección del sistema es exactamente la misma para las pruebas y para lo real. No hay una dirección "de ensayo". Lo único que decide si una boleta es de mentira o verdadera es cuál credencial está puesta. Si la credencial real llegara al computador de un desarrollador, cualquier prueba emitiría facturas verdaderas con folio del SII.</w:t>
       </w:r>
     </w:p>
     <w:p>
@@ -1591,7 +1639,7 @@
           <w:sz w:val="22"/>
           <w:szCs w:val="22"/>
         </w:rPr>
-        <w:t xml:space="preserve">Candado 2 — la autorización. </w:t>
+        <w:t xml:space="preserve">Qué es la credencial, concretamente. </w:t>
       </w:r>
       <w:r>
         <w:rPr>
@@ -1600,7 +1648,99 @@
           <w:sz w:val="22"/>
           <w:szCs w:val="22"/>
         </w:rPr>
-        <w:t xml:space="preserve">Hay un interruptor que arranca apagado y que representa la autorización de Gerencia. Mientras esté apagado, el sistema puede leer todo de Bsale pero no puede crear ni un documento. Encenderlo es una decisión explícita, no un descuido posible.</w:t>
+        <w:t xml:space="preserve">Es una clave de texto, larga, de letras y números mezclados — parecida a una contraseña, de unos 30 a 40 caracteres. No es un número ni una palabra: es algo así como "f8a3d9e2b7c14a5f...". Su nombre técnico es "token de acceso".</w:t>
+      </w:r>
+    </w:p>
+    <w:p>
+      <w:pPr>
+        <w:spacing w:after="120" w:line="276"/>
+      </w:pPr>
+      <w:r>
+        <w:rPr>
+          <w:b/>
+          <w:bCs/>
+          <w:sz w:val="22"/>
+          <w:szCs w:val="22"/>
+        </w:rPr>
+        <w:t xml:space="preserve">Quién la genera. </w:t>
+      </w:r>
+      <w:r>
+        <w:rPr>
+          <w:b w:val="false"/>
+          <w:bCs w:val="false"/>
+          <w:sz w:val="22"/>
+          <w:szCs w:val="22"/>
+        </w:rPr>
+        <w:t xml:space="preserve">Se genera desde el panel de Bsale, por un usuario con permisos de administrador. Existen dos: una para el ambiente de prueba (que emite documentos de mentira) y una para producción (que emite los reales).</w:t>
+      </w:r>
+    </w:p>
+    <w:p>
+      <w:pPr>
+        <w:spacing w:after="120" w:line="276"/>
+      </w:pPr>
+      <w:r>
+        <w:rPr>
+          <w:b/>
+          <w:bCs/>
+          <w:sz w:val="22"/>
+          <w:szCs w:val="22"/>
+        </w:rPr>
+        <w:t xml:space="preserve">Dónde está guardada. </w:t>
+      </w:r>
+      <w:r>
+        <w:rPr>
+          <w:b w:val="false"/>
+          <w:bCs w:val="false"/>
+          <w:sz w:val="22"/>
+          <w:szCs w:val="22"/>
+        </w:rPr>
+        <w:t xml:space="preserve">En un archivo de configuración del servidor. No está en las pantallas de DaliGo, no la ve ningún usuario, no está en el código y no está en el repositorio. La lee solo el servidor al arrancar. El servidor de producción ya tiene una credencial real hoy, porque de ahí se leen el catálogo, los precios y los clientes que DaliGo muestra.</w:t>
+      </w:r>
+    </w:p>
+    <w:p>
+      <w:pPr>
+        <w:spacing w:after="120" w:line="276"/>
+      </w:pPr>
+      <w:r>
+        <w:rPr>
+          <w:b/>
+          <w:bCs/>
+          <w:sz w:val="22"/>
+          <w:szCs w:val="22"/>
+        </w:rPr>
+        <w:t xml:space="preserve">Cómo funciona el candado. </w:t>
+      </w:r>
+      <w:r>
+        <w:rPr>
+          <w:b w:val="false"/>
+          <w:bCs w:val="false"/>
+          <w:sz w:val="22"/>
+          <w:szCs w:val="22"/>
+        </w:rPr>
+        <w:t xml:space="preserve">Junto a la credencial hay una etiqueta que declara qué es: "prueba" o "produccion". Si la etiqueta dice producción y el programa no está corriendo en el servidor de producción, se niega a emitir. Y si la etiqueta no está puesta, se asume producción: el sistema supone la credencial más peligrosa mientras nadie declare lo contrario.</w:t>
+      </w:r>
+    </w:p>
+    <w:p>
+      <w:pPr>
+        <w:spacing w:after="120" w:line="276"/>
+      </w:pPr>
+      <w:r>
+        <w:rPr>
+          <w:b/>
+          <w:bCs/>
+          <w:sz w:val="22"/>
+          <w:szCs w:val="22"/>
+        </w:rPr>
+        <w:t xml:space="preserve">Dónde se ve. </w:t>
+      </w:r>
+      <w:r>
+        <w:rPr>
+          <w:b w:val="false"/>
+          <w:bCs w:val="false"/>
+          <w:sz w:val="22"/>
+          <w:szCs w:val="22"/>
+        </w:rPr>
+        <w:t xml:space="preserve">En la pantalla Estado, en el bloque "Conexión": la línea "Ambiente de la credencial" muestra Prueba o Producción. Es la cara visible de este candado.</w:t>
       </w:r>
     </w:p>
     <w:tbl>
@@ -1648,7 +1788,7 @@
                 <w:sz w:val="20"/>
                 <w:szCs w:val="20"/>
               </w:rPr>
-              <w:t xml:space="preserve">Para decir</w:t>
+              <w:t xml:space="preserve">Si preguntan "¿y eso no se puede saltar?"</w:t>
             </w:r>
           </w:p>
           <w:p>
@@ -1663,7 +1803,269 @@
                 <w:sz w:val="22"/>
                 <w:szCs w:val="22"/>
               </w:rPr>
-              <w:t xml:space="preserve">No estamos confiando en que nadie se equivoque. Aunque alguien quisiera emitir hoy, el sistema no lo deja.</w:t>
+              <w:t xml:space="preserve">La etiqueta y la credencial viven en el servidor, no en el sistema. Cambiarlas no es apretar un botón: hay que entrar al servidor y modificar un archivo de configuración, y eso queda registrado.</w:t>
+            </w:r>
+          </w:p>
+        </w:tc>
+      </w:tr>
+    </w:tbl>
+    <w:p>
+      <w:pPr>
+        <w:pStyle w:val="Heading2"/>
+        <w:spacing w:after="100" w:before="240"/>
+      </w:pPr>
+      <w:r>
+        <w:rPr>
+          <w:b/>
+          <w:bCs/>
+          <w:sz w:val="24"/>
+          <w:szCs w:val="24"/>
+        </w:rPr>
+        <w:t xml:space="preserve">Candado 2 — la autorización</w:t>
+      </w:r>
+    </w:p>
+    <w:p>
+      <w:pPr>
+        <w:spacing w:after="120" w:line="276"/>
+      </w:pPr>
+      <w:r>
+        <w:rPr>
+          <w:b/>
+          <w:bCs/>
+          <w:sz w:val="22"/>
+          <w:szCs w:val="22"/>
+        </w:rPr>
+        <w:t xml:space="preserve">Qué es. </w:t>
+      </w:r>
+      <w:r>
+        <w:rPr>
+          <w:b w:val="false"/>
+          <w:bCs w:val="false"/>
+          <w:sz w:val="22"/>
+          <w:szCs w:val="22"/>
+        </w:rPr>
+        <w:t xml:space="preserve">Cuando digo "interruptor" no es un botón en pantalla: es una línea en ese mismo archivo de configuración del servidor, que dice si la emisión está habilitada o no. Hoy dice que no.</w:t>
+      </w:r>
+    </w:p>
+    <w:p>
+      <w:pPr>
+        <w:spacing w:after="120" w:line="276"/>
+      </w:pPr>
+      <w:r>
+        <w:rPr>
+          <w:b/>
+          <w:bCs/>
+          <w:sz w:val="22"/>
+          <w:szCs w:val="22"/>
+        </w:rPr>
+        <w:t xml:space="preserve">Por qué NO es un botón en pantalla. </w:t>
+      </w:r>
+      <w:r>
+        <w:rPr>
+          <w:b w:val="false"/>
+          <w:bCs w:val="false"/>
+          <w:sz w:val="22"/>
+          <w:szCs w:val="22"/>
+        </w:rPr>
+        <w:t xml:space="preserve">Es la parte importante. Si fuera un botón en DaliGo, cualquiera con acceso a la pantalla de configuración podría encenderlo — por curiosidad o por error. Estando en el servidor, encenderlo requiere que alguien con acceso al servidor lo haga a propósito.</w:t>
+      </w:r>
+    </w:p>
+    <w:p>
+      <w:pPr>
+        <w:spacing w:after="120" w:line="276"/>
+      </w:pPr>
+      <w:r>
+        <w:rPr>
+          <w:b/>
+          <w:bCs/>
+          <w:sz w:val="22"/>
+          <w:szCs w:val="22"/>
+        </w:rPr>
+        <w:t xml:space="preserve">Qué hace mientras está apagado. </w:t>
+      </w:r>
+      <w:r>
+        <w:rPr>
+          <w:b w:val="false"/>
+          <w:bCs w:val="false"/>
+          <w:sz w:val="22"/>
+          <w:szCs w:val="22"/>
+        </w:rPr>
+        <w:t xml:space="preserve">El sistema puede leer todo de Bsale (catálogo, precios, documentos ya emitidos) pero no puede crear ni un documento. Leer y crear son cosas distintas, y solo la segunda está trabada.</w:t>
+      </w:r>
+    </w:p>
+    <w:p>
+      <w:pPr>
+        <w:spacing w:after="120" w:line="276"/>
+      </w:pPr>
+      <w:r>
+        <w:rPr>
+          <w:b/>
+          <w:bCs/>
+          <w:sz w:val="22"/>
+          <w:szCs w:val="22"/>
+        </w:rPr>
+        <w:t xml:space="preserve">Dónde se ve. </w:t>
+      </w:r>
+      <w:r>
+        <w:rPr>
+          <w:b w:val="false"/>
+          <w:bCs w:val="false"/>
+          <w:sz w:val="22"/>
+          <w:szCs w:val="22"/>
+        </w:rPr>
+        <w:t xml:space="preserve">En la pantalla Estado, dos lugares: la línea "¿Puede emitir?" que hoy dice No, y el cuarto paso de la lista, "Autorización para emitir — Deshabilitada, que es el estado correcto hasta que Gerencia autorice la primera emisión por escrito".</w:t>
+      </w:r>
+    </w:p>
+    <w:p>
+      <w:pPr>
+        <w:spacing w:after="120" w:line="276"/>
+      </w:pPr>
+      <w:r>
+        <w:rPr>
+          <w:b/>
+          <w:bCs/>
+          <w:sz w:val="22"/>
+          <w:szCs w:val="22"/>
+        </w:rPr>
+        <w:t xml:space="preserve">Quién lo enciende, y cuándo. </w:t>
+      </w:r>
+      <w:r>
+        <w:rPr>
+          <w:b w:val="false"/>
+          <w:bCs w:val="false"/>
+          <w:sz w:val="22"/>
+          <w:szCs w:val="22"/>
+        </w:rPr>
+        <w:t xml:space="preserve">Lo enciende quien administra el servidor, y la propuesta es que solo se haga con la autorización escrita de Gerencia y quede registrado: fecha, quién autorizó y con qué documento se hizo la primera prueba.</w:t>
+      </w:r>
+    </w:p>
+    <w:tbl>
+      <w:tblPr>
+        <w:tblW w:type="dxa" w:w="9360"/>
+        <w:tblBorders>
+          <w:top w:val="single" w:color="auto" w:sz="4"/>
+          <w:left w:val="single" w:color="auto" w:sz="4"/>
+          <w:bottom w:val="single" w:color="auto" w:sz="4"/>
+          <w:right w:val="single" w:color="auto" w:sz="4"/>
+          <w:insideH w:val="single" w:color="auto" w:sz="4"/>
+          <w:insideV w:val="single" w:color="auto" w:sz="4"/>
+        </w:tblBorders>
+      </w:tblPr>
+      <w:tblGrid>
+        <w:gridCol w:w="9360"/>
+      </w:tblGrid>
+      <w:tr>
+        <w:tc>
+          <w:tcPr>
+            <w:tcW w:type="dxa" w:w="9360"/>
+            <w:tcBorders>
+              <w:top w:val="single" w:color="FED7AA" w:sz="6"/>
+              <w:left w:val="single" w:color="EA580C" w:sz="18"/>
+              <w:bottom w:val="single" w:color="FED7AA" w:sz="6"/>
+              <w:right w:val="single" w:color="FED7AA" w:sz="6"/>
+            </w:tcBorders>
+            <w:shd w:fill="FFF7ED" w:val="clear"/>
+            <w:tcMar>
+              <w:top w:type="dxa" w:w="160"/>
+              <w:left w:type="dxa" w:w="200"/>
+              <w:bottom w:type="dxa" w:w="160"/>
+              <w:right w:type="dxa" w:w="200"/>
+            </w:tcMar>
+          </w:tcPr>
+          <w:p>
+            <w:pPr>
+              <w:spacing w:after="60" w:line="276"/>
+            </w:pPr>
+            <w:r>
+              <w:rPr>
+                <w:b/>
+                <w:bCs/>
+                <w:color w:val="9A3412"/>
+                <w:sz w:val="20"/>
+                <w:szCs w:val="20"/>
+              </w:rPr>
+              <w:t xml:space="preserve">La comparación que ayuda</w:t>
+            </w:r>
+          </w:p>
+          <w:p>
+            <w:pPr>
+              <w:spacing w:after="0" w:line="276"/>
+            </w:pPr>
+            <w:r>
+              <w:rPr>
+                <w:i/>
+                <w:iCs/>
+                <w:color w:val="7C2D12"/>
+                <w:sz w:val="22"/>
+                <w:szCs w:val="22"/>
+              </w:rPr>
+              <w:t xml:space="preserve">El candado 2 no es el interruptor de la luz de una pieza: es la llave del tablero eléctrico. No está donde trabaja la gente, y hay que ir a buscarla.</w:t>
+            </w:r>
+          </w:p>
+        </w:tc>
+      </w:tr>
+    </w:tbl>
+    <w:tbl>
+      <w:tblPr>
+        <w:tblW w:type="dxa" w:w="9360"/>
+        <w:tblBorders>
+          <w:top w:val="single" w:color="auto" w:sz="4"/>
+          <w:left w:val="single" w:color="auto" w:sz="4"/>
+          <w:bottom w:val="single" w:color="auto" w:sz="4"/>
+          <w:right w:val="single" w:color="auto" w:sz="4"/>
+          <w:insideH w:val="single" w:color="auto" w:sz="4"/>
+          <w:insideV w:val="single" w:color="auto" w:sz="4"/>
+        </w:tblBorders>
+      </w:tblPr>
+      <w:tblGrid>
+        <w:gridCol w:w="9360"/>
+      </w:tblGrid>
+      <w:tr>
+        <w:tc>
+          <w:tcPr>
+            <w:tcW w:type="dxa" w:w="9360"/>
+            <w:tcBorders>
+              <w:top w:val="single" w:color="FED7AA" w:sz="6"/>
+              <w:left w:val="single" w:color="EA580C" w:sz="18"/>
+              <w:bottom w:val="single" w:color="FED7AA" w:sz="6"/>
+              <w:right w:val="single" w:color="FED7AA" w:sz="6"/>
+            </w:tcBorders>
+            <w:shd w:fill="FFF7ED" w:val="clear"/>
+            <w:tcMar>
+              <w:top w:type="dxa" w:w="160"/>
+              <w:left w:type="dxa" w:w="200"/>
+              <w:bottom w:type="dxa" w:w="160"/>
+              <w:right w:type="dxa" w:w="200"/>
+            </w:tcMar>
+          </w:tcPr>
+          <w:p>
+            <w:pPr>
+              <w:spacing w:after="60" w:line="276"/>
+            </w:pPr>
+            <w:r>
+              <w:rPr>
+                <w:b/>
+                <w:bCs/>
+                <w:color w:val="9A3412"/>
+                <w:sz w:val="20"/>
+                <w:szCs w:val="20"/>
+              </w:rPr>
+              <w:t xml:space="preserve">Para decir</w:t>
+            </w:r>
+          </w:p>
+          <w:p>
+            <w:pPr>
+              <w:spacing w:after="0" w:line="276"/>
+            </w:pPr>
+            <w:r>
+              <w:rPr>
+                <w:i/>
+                <w:iCs/>
+                <w:color w:val="7C2D12"/>
+                <w:sz w:val="22"/>
+                <w:szCs w:val="22"/>
+              </w:rPr>
+              <w:t xml:space="preserve">No estamos confiando en que nadie se equivoque. Hacen falta dos condiciones a la vez para que salga un documento, las dos viven en el servidor y no en el sistema, y hoy ninguna de las dos está dada.</w:t>
             </w:r>
           </w:p>
         </w:tc>
